--- a/example_org_asn_infrastructure_report.docx
+++ b/example_org_asn_infrastructure_report.docx
@@ -5,12 +5,17 @@
     <w:p>
       <w:pPr>
         <w:pStyle w:val="Title"/>
+        <w:rPr>
+          <w:sz w:val="36"/>
+          <w:szCs w:val="36"/>
+        </w:rPr>
       </w:pPr>
       <w:r>
-        <w:t>Example.org</w:t>
-      </w:r>
-      <w:r>
-        <w:t xml:space="preserve"> – Infrastructure Report</w:t>
+        <w:rPr>
+          <w:sz w:val="36"/>
+          <w:szCs w:val="36"/>
+        </w:rPr>
+        <w:t>Example.org – Infrastructure Report</w:t>
       </w:r>
     </w:p>
     <w:p>
@@ -28,7 +33,7 @@
     </w:p>
     <w:p>
       <w:pPr>
-        <w:spacing w:line="240" w:lineRule="auto"/>
+        <w:spacing w:after="0" w:line="240" w:lineRule="auto"/>
       </w:pPr>
       <w:r>
         <w:rPr>
@@ -38,12 +43,12 @@
         <w:t>Provider:</w:t>
       </w:r>
       <w:r>
-        <w:t xml:space="preserve"> Amazon Web Services (AWS)</w:t>
+        <w:t xml:space="preserve"> Imperva / Incapsula</w:t>
       </w:r>
     </w:p>
     <w:p>
       <w:pPr>
-        <w:spacing w:line="240" w:lineRule="auto"/>
+        <w:spacing w:after="0" w:line="240" w:lineRule="auto"/>
       </w:pPr>
       <w:r>
         <w:rPr>
@@ -53,37 +58,27 @@
         <w:t>ASN:</w:t>
       </w:r>
       <w:r>
-        <w:t xml:space="preserve"> AS16509</w:t>
+        <w:t xml:space="preserve"> AS19551</w:t>
       </w:r>
     </w:p>
     <w:p>
       <w:pPr>
-        <w:spacing w:line="240" w:lineRule="auto"/>
+        <w:spacing w:after="0" w:line="240" w:lineRule="auto"/>
       </w:pPr>
       <w:r>
         <w:rPr>
           <w:b/>
           <w:bCs/>
         </w:rPr>
-        <w:t>Netblock</w:t>
+        <w:t>Example IP Observed:</w:t>
       </w:r>
       <w:r>
-        <w:rPr>
-          <w:b/>
-          <w:bCs/>
-        </w:rPr>
-        <w:t>:</w:t>
-      </w:r>
-      <w:r>
-        <w:t xml:space="preserve"> </w:t>
-      </w:r>
-      <w:r>
-        <w:t>203.0.113.0 /24</w:t>
+        <w:t xml:space="preserve"> 45.60.31.34</w:t>
       </w:r>
     </w:p>
     <w:p>
       <w:pPr>
-        <w:spacing w:line="240" w:lineRule="auto"/>
+        <w:spacing w:after="0" w:line="240" w:lineRule="auto"/>
       </w:pPr>
       <w:r>
         <w:rPr>
@@ -93,7 +88,7 @@
         <w:t>Description:</w:t>
       </w:r>
       <w:r>
-        <w:t xml:space="preserve"> Primary infrastructure hosting environment for web services and applications.</w:t>
+        <w:t xml:space="preserve"> Imperva Incapsula provides web application firewall (WAF) and content delivery services used to protect public-facing web infrastructure. Many externally accessible services for example.org resolve to Imperva infrastructure.</w:t>
       </w:r>
     </w:p>
     <w:p>
@@ -126,12 +121,16 @@
               <w:rPr>
                 <w:b/>
                 <w:bCs/>
+                <w:sz w:val="24"/>
+                <w:szCs w:val="24"/>
               </w:rPr>
             </w:pPr>
             <w:r>
               <w:rPr>
                 <w:b/>
                 <w:bCs/>
+                <w:sz w:val="24"/>
+                <w:szCs w:val="24"/>
               </w:rPr>
               <w:t>Provider</w:t>
             </w:r>
@@ -147,12 +146,16 @@
               <w:rPr>
                 <w:b/>
                 <w:bCs/>
+                <w:sz w:val="24"/>
+                <w:szCs w:val="24"/>
               </w:rPr>
             </w:pPr>
             <w:r>
               <w:rPr>
                 <w:b/>
                 <w:bCs/>
+                <w:sz w:val="24"/>
+                <w:szCs w:val="24"/>
               </w:rPr>
               <w:t>ASN</w:t>
             </w:r>
@@ -168,14 +171,50 @@
               <w:rPr>
                 <w:b/>
                 <w:bCs/>
+                <w:sz w:val="24"/>
+                <w:szCs w:val="24"/>
               </w:rPr>
             </w:pPr>
             <w:r>
               <w:rPr>
                 <w:b/>
                 <w:bCs/>
+                <w:sz w:val="24"/>
+                <w:szCs w:val="24"/>
               </w:rPr>
               <w:t>Typical Usage</w:t>
+            </w:r>
+          </w:p>
+        </w:tc>
+      </w:tr>
+      <w:tr>
+        <w:tc>
+          <w:tcPr>
+            <w:tcW w:w="2952" w:type="dxa"/>
+          </w:tcPr>
+          <w:p>
+            <w:r>
+              <w:t>Amazon Web Services</w:t>
+            </w:r>
+          </w:p>
+        </w:tc>
+        <w:tc>
+          <w:tcPr>
+            <w:tcW w:w="2952" w:type="dxa"/>
+          </w:tcPr>
+          <w:p>
+            <w:r>
+              <w:t>AS16509</w:t>
+            </w:r>
+          </w:p>
+        </w:tc>
+        <w:tc>
+          <w:tcPr>
+            <w:tcW w:w="2952" w:type="dxa"/>
+          </w:tcPr>
+          <w:p>
+            <w:r>
+              <w:t>Cloud hosting and application infrastructure</w:t>
             </w:r>
           </w:p>
         </w:tc>
@@ -207,10 +246,7 @@
           </w:tcPr>
           <w:p>
             <w:r>
-              <w:t>E</w:t>
-            </w:r>
-            <w:r>
-              <w:t>mail and messaging infrastructure</w:t>
+              <w:t>Email and messaging infrastructure</w:t>
             </w:r>
           </w:p>
         </w:tc>
@@ -222,7 +258,7 @@
           </w:tcPr>
           <w:p>
             <w:r>
-              <w:t>Fastly</w:t>
+              <w:t>Salesforce</w:t>
             </w:r>
           </w:p>
         </w:tc>
@@ -232,7 +268,7 @@
           </w:tcPr>
           <w:p>
             <w:r>
-              <w:t>AS54113</w:t>
+              <w:t>AS14340</w:t>
             </w:r>
           </w:p>
         </w:tc>
@@ -242,7 +278,7 @@
           </w:tcPr>
           <w:p>
             <w:r>
-              <w:t>Content delivery network and edge caching</w:t>
+              <w:t>Email marketing and communication services</w:t>
             </w:r>
           </w:p>
         </w:tc>
@@ -254,7 +290,7 @@
           </w:tcPr>
           <w:p>
             <w:r>
-              <w:t>Cloudflare</w:t>
+              <w:t>Proofpoint</w:t>
             </w:r>
           </w:p>
         </w:tc>
@@ -264,7 +300,7 @@
           </w:tcPr>
           <w:p>
             <w:r>
-              <w:t>AS13335</w:t>
+              <w:t>AS22843 / AS26211</w:t>
             </w:r>
           </w:p>
         </w:tc>
@@ -274,7 +310,7 @@
           </w:tcPr>
           <w:p>
             <w:r>
-              <w:t>Security, CDN services, and SaaS integrations</w:t>
+              <w:t>Email security and filtering</w:t>
             </w:r>
           </w:p>
         </w:tc>
@@ -286,7 +322,7 @@
           </w:tcPr>
           <w:p>
             <w:r>
-              <w:t>Microsoft</w:t>
+              <w:t>Google Cloud Platform</w:t>
             </w:r>
           </w:p>
         </w:tc>
@@ -296,7 +332,7 @@
           </w:tcPr>
           <w:p>
             <w:r>
-              <w:t>AS8075</w:t>
+              <w:t>AS396982</w:t>
             </w:r>
           </w:p>
         </w:tc>
@@ -306,10 +342,41 @@
           </w:tcPr>
           <w:p>
             <w:r>
-              <w:t>Cloud platform services and enterprise integrations</w:t>
+              <w:t>Cloud application hosting</w:t>
             </w:r>
           </w:p>
-          <w:p/>
+        </w:tc>
+      </w:tr>
+      <w:tr>
+        <w:tc>
+          <w:tcPr>
+            <w:tcW w:w="2952" w:type="dxa"/>
+          </w:tcPr>
+          <w:p>
+            <w:r>
+              <w:t>Iron Mountain Data Center</w:t>
+            </w:r>
+          </w:p>
+        </w:tc>
+        <w:tc>
+          <w:tcPr>
+            <w:tcW w:w="2952" w:type="dxa"/>
+          </w:tcPr>
+          <w:p>
+            <w:r>
+              <w:t>AS12025</w:t>
+            </w:r>
+          </w:p>
+        </w:tc>
+        <w:tc>
+          <w:tcPr>
+            <w:tcW w:w="2952" w:type="dxa"/>
+          </w:tcPr>
+          <w:p>
+            <w:r>
+              <w:t>Data center infrastructure services</w:t>
+            </w:r>
+          </w:p>
         </w:tc>
       </w:tr>
     </w:tbl>
@@ -323,7 +390,7 @@
     </w:p>
     <w:p>
       <w:r>
-        <w:t>During reconnaissance analysis, hosts resolving to IP addresses within the approved corporate allocation range are generally considered part of the organization’s expected infrastructure footprint. Systems resolving outside these ranges may represent third-party hosting providers, legacy infrastructure, or misconfigured DNS entries. These systems should be investigated further to determine ownership and security exposure.</w:t>
+        <w:t>During reconnaissance analysis, hosts resolving to IP addresses within infrastructure ranges associated with the providers listed above are generally considered part of the organization’s expected hosting footprint. Systems resolving to infrastructure providers not listed in this report may represent legacy infrastructure, externally hosted services, or misconfigured DNS entries and should be investigated further.</w:t>
       </w:r>
     </w:p>
     <w:p>
@@ -336,7 +403,7 @@
     </w:p>
     <w:p>
       <w:r>
-        <w:t>The DNS reconnaissance dataset used in this lab may contain hosts resolving outside the approved infrastructure range. These hosts should be compared against the IP ownership information above to determine whether they belong to the organization’s expected hosting environment.</w:t>
+        <w:t>The DNS reconnaissance dataset used in this lab may contain hosts resolving to infrastructure providers outside the organization’s typical hosting environment. Analysts should compare the Netblock Owner field within the DNS dataset against the providers listed in this report to determine whether a host belongs to the organization’s expected infrastructure footprint.</w:t>
       </w:r>
     </w:p>
     <w:sectPr>
@@ -522,31 +589,31 @@
       </w:rPr>
     </w:lvl>
   </w:abstractNum>
-  <w:num w:numId="1" w16cid:durableId="629866732">
+  <w:num w:numId="1" w16cid:durableId="1316953091">
     <w:abstractNumId w:val="8"/>
   </w:num>
-  <w:num w:numId="2" w16cid:durableId="1129319836">
+  <w:num w:numId="2" w16cid:durableId="933592237">
     <w:abstractNumId w:val="6"/>
   </w:num>
-  <w:num w:numId="3" w16cid:durableId="967315235">
+  <w:num w:numId="3" w16cid:durableId="596448081">
     <w:abstractNumId w:val="5"/>
   </w:num>
-  <w:num w:numId="4" w16cid:durableId="1231497238">
+  <w:num w:numId="4" w16cid:durableId="1236403062">
     <w:abstractNumId w:val="4"/>
   </w:num>
-  <w:num w:numId="5" w16cid:durableId="1628511966">
+  <w:num w:numId="5" w16cid:durableId="173151523">
     <w:abstractNumId w:val="7"/>
   </w:num>
-  <w:num w:numId="6" w16cid:durableId="1518932458">
+  <w:num w:numId="6" w16cid:durableId="1052341156">
     <w:abstractNumId w:val="3"/>
   </w:num>
-  <w:num w:numId="7" w16cid:durableId="1161578838">
+  <w:num w:numId="7" w16cid:durableId="462507742">
     <w:abstractNumId w:val="2"/>
   </w:num>
-  <w:num w:numId="8" w16cid:durableId="749885074">
+  <w:num w:numId="8" w16cid:durableId="1892109009">
     <w:abstractNumId w:val="1"/>
   </w:num>
-  <w:num w:numId="9" w16cid:durableId="2000425643">
+  <w:num w:numId="9" w16cid:durableId="531696740">
     <w:abstractNumId w:val="0"/>
   </w:num>
 </w:numbering>
